--- a/Project Proposal.docx
+++ b/Project Proposal.docx
@@ -19,14 +19,9 @@
       <w:r>
         <w:t>Project Title:</w:t>
       </w:r>
-    </w:p>
-    <w:p>
-      <w:pPr>
-        <w:pStyle w:val="Heading1"/>
-        <w:jc w:val="center"/>
-      </w:pPr>
-      <w:r>
-        <w:t xml:space="preserve">Hotel Booking Cancellation Prediction Using Machine Learning and </w:t>
+      <w:r>
+        <w:br/>
+        <w:t xml:space="preserve">Titanic Survival Prediction Using Machine Learning and </w:t>
       </w:r>
       <w:proofErr w:type="spellStart"/>
       <w:r>
@@ -36,8 +31,8 @@
     </w:p>
     <w:p>
       <w:r>
-        <w:pict w14:anchorId="5036136C">
-          <v:rect id="_x0000_i1079" style="width:0;height:1.5pt" o:hralign="center" o:hrstd="t" o:hr="t" fillcolor="#a0a0a0" stroked="f"/>
+        <w:pict w14:anchorId="54670A44">
+          <v:rect id="_x0000_i1124" style="width:0;height:1.5pt" o:hralign="center" o:hrstd="t" o:hr="t" fillcolor="#a0a0a0" stroked="f"/>
         </w:pict>
       </w:r>
     </w:p>
@@ -68,8 +63,8 @@
     </w:p>
     <w:p>
       <w:r>
-        <w:pict w14:anchorId="4593F864">
-          <v:rect id="_x0000_i1080" style="width:0;height:1.5pt" o:hralign="center" o:hrstd="t" o:hr="t" fillcolor="#a0a0a0" stroked="f"/>
+        <w:pict w14:anchorId="1001A727">
+          <v:rect id="_x0000_i1125" style="width:0;height:1.5pt" o:hralign="center" o:hrstd="t" o:hr="t" fillcolor="#a0a0a0" stroked="f"/>
         </w:pict>
       </w:r>
     </w:p>
@@ -90,27 +85,15 @@
     </w:p>
     <w:p>
       <w:r>
-        <w:t>The dataset used is train.csv, also known as the Titanic dataset. It includes:</w:t>
-      </w:r>
-    </w:p>
-    <w:p>
-      <w:pPr>
-        <w:numPr>
-          <w:ilvl w:val="0"/>
-          <w:numId w:val="1"/>
-        </w:numPr>
-      </w:pPr>
+        <w:t>The dataset used is train.csv, commonly known as the Titanic dataset. It includes:</w:t>
+      </w:r>
+    </w:p>
+    <w:p>
       <w:r>
         <w:t>Demographics (e.g., Age, Sex)</w:t>
       </w:r>
     </w:p>
     <w:p>
-      <w:pPr>
-        <w:numPr>
-          <w:ilvl w:val="0"/>
-          <w:numId w:val="1"/>
-        </w:numPr>
-      </w:pPr>
       <w:r>
         <w:t xml:space="preserve">Ticket details (e.g., Fare, </w:t>
       </w:r>
@@ -124,12 +107,6 @@
       </w:r>
     </w:p>
     <w:p>
-      <w:pPr>
-        <w:numPr>
-          <w:ilvl w:val="0"/>
-          <w:numId w:val="1"/>
-        </w:numPr>
-      </w:pPr>
       <w:r>
         <w:t xml:space="preserve">Family members aboard (e.g., </w:t>
       </w:r>
@@ -143,25 +120,19 @@
       </w:r>
     </w:p>
     <w:p>
-      <w:pPr>
-        <w:numPr>
-          <w:ilvl w:val="0"/>
-          <w:numId w:val="1"/>
-        </w:numPr>
-      </w:pPr>
       <w:r>
         <w:t>Boarding location (Embarked)</w:t>
       </w:r>
     </w:p>
     <w:p>
       <w:r>
-        <w:t>The target column is Survived, treated as a binary classification problem.</w:t>
-      </w:r>
-    </w:p>
-    <w:p>
-      <w:r>
-        <w:pict w14:anchorId="58ACEC38">
-          <v:rect id="_x0000_i1081" style="width:0;height:1.5pt" o:hralign="center" o:hrstd="t" o:hr="t" fillcolor="#a0a0a0" stroked="f"/>
+        <w:t>The target column is Survived, treated as a binary classification problem (survived vs. not survived).</w:t>
+      </w:r>
+    </w:p>
+    <w:p>
+      <w:r>
+        <w:pict w14:anchorId="2A762B7B">
+          <v:rect id="_x0000_i1126" style="width:0;height:1.5pt" o:hralign="center" o:hrstd="t" o:hr="t" fillcolor="#a0a0a0" stroked="f"/>
         </w:pict>
       </w:r>
     </w:p>
@@ -182,61 +153,31 @@
     </w:p>
     <w:p>
       <w:r>
-        <w:t>Since this is an individual project, I am responsible for the full pipeline:</w:t>
-      </w:r>
-    </w:p>
-    <w:p>
-      <w:pPr>
-        <w:numPr>
-          <w:ilvl w:val="0"/>
-          <w:numId w:val="2"/>
-        </w:numPr>
-      </w:pPr>
+        <w:t>As this is an individual project, I am responsible for the entire machine learning pipeline:</w:t>
+      </w:r>
+    </w:p>
+    <w:p>
       <w:r>
         <w:t>Data cleaning and preparation</w:t>
       </w:r>
     </w:p>
     <w:p>
-      <w:pPr>
-        <w:numPr>
-          <w:ilvl w:val="0"/>
-          <w:numId w:val="2"/>
-        </w:numPr>
-      </w:pPr>
       <w:r>
         <w:lastRenderedPageBreak/>
         <w:t>Exploratory Data Analysis (EDA)</w:t>
       </w:r>
     </w:p>
     <w:p>
-      <w:pPr>
-        <w:numPr>
-          <w:ilvl w:val="0"/>
-          <w:numId w:val="2"/>
-        </w:numPr>
-      </w:pPr>
       <w:r>
         <w:t>Feature engineering</w:t>
       </w:r>
     </w:p>
     <w:p>
-      <w:pPr>
-        <w:numPr>
-          <w:ilvl w:val="0"/>
-          <w:numId w:val="2"/>
-        </w:numPr>
-      </w:pPr>
       <w:r>
         <w:t>Model training</w:t>
       </w:r>
     </w:p>
     <w:p>
-      <w:pPr>
-        <w:numPr>
-          <w:ilvl w:val="0"/>
-          <w:numId w:val="2"/>
-        </w:numPr>
-      </w:pPr>
       <w:r>
         <w:t xml:space="preserve">Experiment tracking using </w:t>
       </w:r>
@@ -247,20 +188,14 @@
       <w:proofErr w:type="spellEnd"/>
     </w:p>
     <w:p>
-      <w:pPr>
-        <w:numPr>
-          <w:ilvl w:val="0"/>
-          <w:numId w:val="2"/>
-        </w:numPr>
-      </w:pPr>
-      <w:r>
-        <w:t>Model deployment using Flask</w:t>
-      </w:r>
-    </w:p>
-    <w:p>
-      <w:r>
-        <w:pict w14:anchorId="7CEEFCA7">
-          <v:rect id="_x0000_i1082" style="width:0;height:1.5pt" o:hralign="center" o:hrstd="t" o:hr="t" fillcolor="#a0a0a0" stroked="f"/>
+      <w:r>
+        <w:t>Model deployment using Flask REST API</w:t>
+      </w:r>
+    </w:p>
+    <w:p>
+      <w:r>
+        <w:pict w14:anchorId="126EDCE3">
+          <v:rect id="_x0000_i1127" style="width:0;height:1.5pt" o:hralign="center" o:hrstd="t" o:hr="t" fillcolor="#a0a0a0" stroked="f"/>
         </w:pict>
       </w:r>
     </w:p>
@@ -280,197 +215,99 @@
       </w:r>
     </w:p>
     <w:p>
-      <w:pPr>
-        <w:numPr>
-          <w:ilvl w:val="0"/>
-          <w:numId w:val="3"/>
-        </w:numPr>
-      </w:pPr>
-      <w:r>
+      <w:r>
+        <w:t>Programming Language: Python</w:t>
+      </w:r>
+    </w:p>
+    <w:p>
+      <w:r>
+        <w:t>Libraries: pandas, scikit-learn, seaborn, matplotlib</w:t>
+      </w:r>
+    </w:p>
+    <w:p>
+      <w:r>
+        <w:t xml:space="preserve">Experiment Tracking: </w:t>
+      </w:r>
+      <w:proofErr w:type="spellStart"/>
+      <w:r>
+        <w:t>MLflow</w:t>
+      </w:r>
+      <w:proofErr w:type="spellEnd"/>
+      <w:r>
+        <w:t xml:space="preserve"> (UI accessible at http://localhost:5001)</w:t>
+      </w:r>
+    </w:p>
+    <w:p>
+      <w:r>
+        <w:t>Model Serving: Flask REST API (runs locally on port 5000)</w:t>
+      </w:r>
+    </w:p>
+    <w:p>
+      <w:r>
+        <w:t>Optional: Docker for containerization and deployment</w:t>
+      </w:r>
+    </w:p>
+    <w:p>
+      <w:r>
+        <w:pict w14:anchorId="421CA3B7">
+          <v:rect id="_x0000_i1128" style="width:0;height:1.5pt" o:hralign="center" o:hrstd="t" o:hr="t" fillcolor="#a0a0a0" stroked="f"/>
+        </w:pict>
+      </w:r>
+    </w:p>
+    <w:p>
+      <w:pPr>
         <w:rPr>
           <w:b/>
           <w:bCs/>
         </w:rPr>
-        <w:t>Language:</w:t>
-      </w:r>
-      <w:r>
-        <w:t xml:space="preserve"> Python</w:t>
-      </w:r>
-    </w:p>
-    <w:p>
-      <w:pPr>
-        <w:numPr>
-          <w:ilvl w:val="0"/>
-          <w:numId w:val="3"/>
-        </w:numPr>
       </w:pPr>
       <w:r>
         <w:rPr>
           <w:b/>
           <w:bCs/>
         </w:rPr>
-        <w:t>Libraries:</w:t>
-      </w:r>
-      <w:r>
-        <w:t xml:space="preserve"> pandas, scikit-learn, seaborn, matplotlib</w:t>
-      </w:r>
-    </w:p>
-    <w:p>
-      <w:pPr>
-        <w:numPr>
-          <w:ilvl w:val="0"/>
-          <w:numId w:val="3"/>
-        </w:numPr>
-      </w:pPr>
-      <w:r>
-        <w:rPr>
-          <w:b/>
-          <w:bCs/>
-        </w:rPr>
-        <w:t>Tracking:</w:t>
-      </w:r>
-      <w:r>
-        <w:t xml:space="preserve"> </w:t>
-      </w:r>
-      <w:proofErr w:type="spellStart"/>
-      <w:r>
-        <w:t>MLflow</w:t>
-      </w:r>
-      <w:proofErr w:type="spellEnd"/>
-    </w:p>
-    <w:p>
-      <w:pPr>
-        <w:numPr>
-          <w:ilvl w:val="0"/>
-          <w:numId w:val="3"/>
-        </w:numPr>
-      </w:pPr>
-      <w:r>
-        <w:rPr>
-          <w:b/>
-          <w:bCs/>
-        </w:rPr>
-        <w:t>Model Serving:</w:t>
-      </w:r>
-      <w:r>
-        <w:t xml:space="preserve"> Flask</w:t>
-      </w:r>
-    </w:p>
-    <w:p>
-      <w:pPr>
-        <w:numPr>
-          <w:ilvl w:val="0"/>
-          <w:numId w:val="3"/>
-        </w:numPr>
-      </w:pPr>
-      <w:r>
-        <w:rPr>
-          <w:b/>
-          <w:bCs/>
-        </w:rPr>
-        <w:t>Packaging (optional):</w:t>
-      </w:r>
-      <w:r>
-        <w:t xml:space="preserve"> Docker</w:t>
-      </w:r>
-    </w:p>
-    <w:p>
-      <w:r>
-        <w:pict w14:anchorId="775F8A7A">
-          <v:rect id="_x0000_i1083" style="width:0;height:1.5pt" o:hralign="center" o:hrstd="t" o:hr="t" fillcolor="#a0a0a0" stroked="f"/>
-        </w:pict>
-      </w:r>
-    </w:p>
-    <w:p>
-      <w:pPr>
-        <w:rPr>
-          <w:b/>
-          <w:bCs/>
-        </w:rPr>
-      </w:pPr>
-      <w:r>
-        <w:rPr>
-          <w:b/>
-          <w:bCs/>
-        </w:rPr>
-        <w:t>5. Preliminary EDA</w:t>
-      </w:r>
-    </w:p>
-    <w:p>
-      <w:pPr>
-        <w:numPr>
-          <w:ilvl w:val="0"/>
-          <w:numId w:val="4"/>
-        </w:numPr>
-      </w:pPr>
-      <w:r>
-        <w:t>Most passengers who survived were women and children.</w:t>
-      </w:r>
-    </w:p>
-    <w:p>
-      <w:pPr>
-        <w:numPr>
-          <w:ilvl w:val="0"/>
-          <w:numId w:val="4"/>
-        </w:numPr>
-      </w:pPr>
-      <w:r>
-        <w:t>Higher survival was observed in first-class passengers.</w:t>
-      </w:r>
-    </w:p>
-    <w:p>
-      <w:pPr>
-        <w:numPr>
-          <w:ilvl w:val="0"/>
-          <w:numId w:val="4"/>
-        </w:numPr>
-      </w:pPr>
-      <w:r>
-        <w:t>Age and fare distributions varied between survival groups.</w:t>
-      </w:r>
-    </w:p>
-    <w:p>
-      <w:r>
-        <w:t>Visualizations:</w:t>
-      </w:r>
-    </w:p>
-    <w:p>
-      <w:pPr>
-        <w:numPr>
-          <w:ilvl w:val="0"/>
-          <w:numId w:val="5"/>
-        </w:numPr>
-      </w:pPr>
+        <w:t>5. Preliminary Exploratory Data Analysis (EDA)</w:t>
+      </w:r>
+    </w:p>
+    <w:p>
+      <w:r>
+        <w:t>Majority of passengers who survived were women and children.</w:t>
+      </w:r>
+    </w:p>
+    <w:p>
+      <w:r>
+        <w:t>Higher survival rates observed in first-class passengers.</w:t>
+      </w:r>
+    </w:p>
+    <w:p>
+      <w:r>
+        <w:t>Age and fare distributions vary notably between survival groups.</w:t>
+      </w:r>
+    </w:p>
+    <w:p>
+      <w:r>
+        <w:t>Key visualizations include:</w:t>
+      </w:r>
+    </w:p>
+    <w:p>
       <w:r>
         <w:t>Survival count plot</w:t>
       </w:r>
     </w:p>
     <w:p>
-      <w:pPr>
-        <w:numPr>
-          <w:ilvl w:val="0"/>
-          <w:numId w:val="5"/>
-        </w:numPr>
-      </w:pPr>
-      <w:r>
-        <w:t>Age histogram by survival</w:t>
-      </w:r>
-    </w:p>
-    <w:p>
-      <w:pPr>
-        <w:numPr>
-          <w:ilvl w:val="0"/>
-          <w:numId w:val="5"/>
-        </w:numPr>
-      </w:pPr>
-      <w:r>
-        <w:t>Fare boxplot by survival</w:t>
-      </w:r>
-    </w:p>
-    <w:p>
-      <w:r>
-        <w:pict w14:anchorId="2750553F">
-          <v:rect id="_x0000_i1084" style="width:0;height:1.5pt" o:hralign="center" o:hrstd="t" o:hr="t" fillcolor="#a0a0a0" stroked="f"/>
+      <w:r>
+        <w:t>Age distribution histogram grouped by survival status</w:t>
+      </w:r>
+    </w:p>
+    <w:p>
+      <w:r>
+        <w:t>Fare boxplot comparing survivors vs. non-survivors</w:t>
+      </w:r>
+    </w:p>
+    <w:p>
+      <w:r>
+        <w:pict w14:anchorId="5FC1869C">
+          <v:rect id="_x0000_i1129" style="width:0;height:1.5pt" o:hralign="center" o:hrstd="t" o:hr="t" fillcolor="#a0a0a0" stroked="f"/>
         </w:pict>
       </w:r>
     </w:p>
@@ -490,110 +327,98 @@
       </w:r>
     </w:p>
     <w:p>
-      <w:pPr>
-        <w:numPr>
-          <w:ilvl w:val="0"/>
-          <w:numId w:val="6"/>
-        </w:numPr>
-      </w:pPr>
-      <w:r>
+      <w:r>
+        <w:t>Logistic Regression: Simple and interpretable baseline classifier</w:t>
+      </w:r>
+    </w:p>
+    <w:p>
+      <w:r>
+        <w:t>Random Forest Classifier: Ensemble method for improved predictive performance</w:t>
+      </w:r>
+    </w:p>
+    <w:p>
+      <w:r>
+        <w:pict w14:anchorId="1E55F46D">
+          <v:rect id="_x0000_i1130" style="width:0;height:1.5pt" o:hralign="center" o:hrstd="t" o:hr="t" fillcolor="#a0a0a0" stroked="f"/>
+        </w:pict>
+      </w:r>
+    </w:p>
+    <w:p>
+      <w:pPr>
         <w:rPr>
           <w:b/>
           <w:bCs/>
         </w:rPr>
-        <w:t>Logistic Regression:</w:t>
-      </w:r>
-      <w:r>
-        <w:t xml:space="preserve"> Simple, interpretable baseline</w:t>
-      </w:r>
-    </w:p>
-    <w:p>
-      <w:pPr>
-        <w:numPr>
-          <w:ilvl w:val="0"/>
-          <w:numId w:val="6"/>
-        </w:numPr>
       </w:pPr>
       <w:r>
         <w:rPr>
           <w:b/>
           <w:bCs/>
         </w:rPr>
-        <w:t>Random Forest Classifier:</w:t>
-      </w:r>
-      <w:r>
-        <w:t xml:space="preserve"> Ensemble method for better performance</w:t>
-      </w:r>
-    </w:p>
-    <w:p>
-      <w:r>
-        <w:pict w14:anchorId="4FE30D28">
-          <v:rect id="_x0000_i1085" style="width:0;height:1.5pt" o:hralign="center" o:hrstd="t" o:hr="t" fillcolor="#a0a0a0" stroked="f"/>
-        </w:pict>
-      </w:r>
-    </w:p>
-    <w:p>
-      <w:pPr>
+        <w:t xml:space="preserve">7. Experiment Tracking with </w:t>
+      </w:r>
+      <w:proofErr w:type="spellStart"/>
+      <w:r>
         <w:rPr>
           <w:b/>
           <w:bCs/>
         </w:rPr>
-      </w:pPr>
+        <w:t>MLflow</w:t>
+      </w:r>
+      <w:proofErr w:type="spellEnd"/>
+    </w:p>
+    <w:p>
+      <w:proofErr w:type="spellStart"/>
+      <w:r>
+        <w:t>MLflow</w:t>
+      </w:r>
+      <w:proofErr w:type="spellEnd"/>
+      <w:r>
+        <w:t xml:space="preserve"> is utilized to:</w:t>
+      </w:r>
+    </w:p>
+    <w:p>
+      <w:r>
+        <w:t>Track key model metrics such as accuracy and F1 score for each training run</w:t>
+      </w:r>
+    </w:p>
+    <w:p>
+      <w:r>
+        <w:t>Log model artifacts including trained models and preprocessing objects</w:t>
+      </w:r>
+    </w:p>
+    <w:p>
+      <w:r>
+        <w:t>Compare multiple experiment runs to select the best-performing model</w:t>
+      </w:r>
+    </w:p>
+    <w:p>
+      <w:proofErr w:type="spellStart"/>
       <w:r>
         <w:rPr>
-          <w:b/>
-          <w:bCs/>
+          <w:i/>
+          <w:iCs/>
         </w:rPr>
-        <w:t>7. Experiment Tracking</w:t>
-      </w:r>
-    </w:p>
-    <w:p>
-      <w:proofErr w:type="spellStart"/>
-      <w:r>
         <w:t>MLflow</w:t>
       </w:r>
       <w:proofErr w:type="spellEnd"/>
       <w:r>
-        <w:t xml:space="preserve"> is used to:</w:t>
-      </w:r>
-    </w:p>
-    <w:p>
-      <w:pPr>
-        <w:numPr>
-          <w:ilvl w:val="0"/>
-          <w:numId w:val="7"/>
-        </w:numPr>
-      </w:pPr>
-      <w:r>
-        <w:t>Track model accuracy and F1 score</w:t>
-      </w:r>
-    </w:p>
-    <w:p>
-      <w:pPr>
-        <w:numPr>
-          <w:ilvl w:val="0"/>
-          <w:numId w:val="7"/>
-        </w:numPr>
-      </w:pPr>
-      <w:r>
-        <w:t>Log model artifacts</w:t>
-      </w:r>
-    </w:p>
-    <w:p>
-      <w:pPr>
-        <w:numPr>
-          <w:ilvl w:val="0"/>
-          <w:numId w:val="7"/>
-        </w:numPr>
-      </w:pPr>
-      <w:r>
-        <w:t>Compare multiple runs for model selection</w:t>
-      </w:r>
-    </w:p>
-    <w:p>
-      <w:r>
-        <w:pict w14:anchorId="547C8502">
-          <v:rect id="_x0000_i1086" style="width:0;height:1.5pt" o:hralign="center" o:hrstd="t" o:hr="t" fillcolor="#a0a0a0" stroked="f"/>
+        <w:rPr>
+          <w:i/>
+          <w:iCs/>
+        </w:rPr>
+        <w:t xml:space="preserve"> Tracking UI is accessible locally at:</w:t>
+      </w:r>
+    </w:p>
+    <w:p>
+      <w:r>
+        <w:t>http://localhost:5001</w:t>
+      </w:r>
+    </w:p>
+    <w:p>
+      <w:r>
+        <w:pict w14:anchorId="628EC6B2">
+          <v:rect id="_x0000_i1131" style="width:0;height:1.5pt" o:hralign="center" o:hrstd="t" o:hr="t" fillcolor="#a0a0a0" stroked="f"/>
         </w:pict>
       </w:r>
     </w:p>
@@ -614,27 +439,18 @@
     </w:p>
     <w:p>
       <w:r>
-        <w:t>A REST API is built using Flask to serve predictions. The endpoint /predict accepts booking features in JSON format and returns whether the booking will be canceled.</w:t>
-      </w:r>
-    </w:p>
-    <w:p>
-      <w:r>
-        <w:t>Example input:</w:t>
-      </w:r>
-    </w:p>
-    <w:p>
-      <w:proofErr w:type="spellStart"/>
-      <w:r>
-        <w:t>json</w:t>
-      </w:r>
-      <w:proofErr w:type="spellEnd"/>
-    </w:p>
-    <w:p>
-      <w:proofErr w:type="spellStart"/>
-      <w:r>
-        <w:t>CopyEdit</w:t>
-      </w:r>
-      <w:proofErr w:type="spellEnd"/>
+        <w:t>A REST API built with Flask serves real-time predictions.</w:t>
+      </w:r>
+    </w:p>
+    <w:p>
+      <w:r>
+        <w:t>The /predict endpoint accepts POST requests with booking features in JSON format.</w:t>
+      </w:r>
+    </w:p>
+    <w:p>
+      <w:r>
+        <w:t>Example input JSON:</w:t>
+      </w:r>
     </w:p>
     <w:p>
       <w:r>
@@ -643,7 +459,7 @@
     </w:p>
     <w:p>
       <w:r>
-        <w:t xml:space="preserve">  "features": [3, 1, 22.0, 1, 0, 7.25, 2]</w:t>
+        <w:t xml:space="preserve">  "features": [3, 1, 22.0, 1, 0, 0, 7.25]</w:t>
       </w:r>
     </w:p>
     <w:p>
@@ -653,8 +469,13 @@
     </w:p>
     <w:p>
       <w:r>
-        <w:pict w14:anchorId="48077086">
-          <v:rect id="_x0000_i1087" style="width:0;height:1.5pt" o:hralign="center" o:hrstd="t" o:hr="t" fillcolor="#a0a0a0" stroked="f"/>
+        <w:t>The API returns a JSON response indicating whether the booking is predicted to be canceled (0) or fulfilled (1).</w:t>
+      </w:r>
+    </w:p>
+    <w:p>
+      <w:r>
+        <w:pict w14:anchorId="1A699759">
+          <v:rect id="_x0000_i1132" style="width:0;height:1.5pt" o:hralign="center" o:hrstd="t" o:hr="t" fillcolor="#a0a0a0" stroked="f"/>
         </w:pict>
       </w:r>
     </w:p>
@@ -675,40 +496,32 @@
     </w:p>
     <w:p>
       <w:r>
-        <w:t>By the end of the project:</w:t>
-      </w:r>
-    </w:p>
-    <w:p>
-      <w:pPr>
-        <w:numPr>
-          <w:ilvl w:val="0"/>
-          <w:numId w:val="8"/>
-        </w:numPr>
-      </w:pPr>
-      <w:r>
-        <w:t>A working ML pipeline will be complete</w:t>
-      </w:r>
-    </w:p>
-    <w:p>
-      <w:pPr>
-        <w:numPr>
-          <w:ilvl w:val="0"/>
-          <w:numId w:val="8"/>
-        </w:numPr>
-      </w:pPr>
-      <w:r>
-        <w:t>The model will be deployed for real-time prediction</w:t>
-      </w:r>
-    </w:p>
-    <w:p>
-      <w:pPr>
-        <w:numPr>
-          <w:ilvl w:val="0"/>
-          <w:numId w:val="8"/>
-        </w:numPr>
-      </w:pPr>
-      <w:r>
-        <w:t>All processes will be reproducible and logged</w:t>
+        <w:t>By project completion, the following will be achieved:</w:t>
+      </w:r>
+    </w:p>
+    <w:p>
+      <w:r>
+        <w:t>A fully functional end-to-end ML pipeline for Titanic survival prediction</w:t>
+      </w:r>
+    </w:p>
+    <w:p>
+      <w:r>
+        <w:t>Deployment of the best model as a REST API capable of serving real-time predictions</w:t>
+      </w:r>
+    </w:p>
+    <w:p>
+      <w:r>
+        <w:t xml:space="preserve">Complete experiment tracking and reproducibility with </w:t>
+      </w:r>
+      <w:proofErr w:type="spellStart"/>
+      <w:r>
+        <w:t>MLflow</w:t>
+      </w:r>
+      <w:proofErr w:type="spellEnd"/>
+    </w:p>
+    <w:p>
+      <w:r>
+        <w:t>Documentation of the project pipeline for ease of maintenance and future extension</w:t>
       </w:r>
     </w:p>
     <w:p/>
@@ -874,6 +687,453 @@
     </w:lvl>
   </w:abstractNum>
   <w:abstractNum w:abstractNumId="1" w15:restartNumberingAfterBreak="0">
+    <w:nsid w:val="0DB80D07"/>
+    <w:multiLevelType w:val="multilevel"/>
+    <w:tmpl w:val="F718186C"/>
+    <w:lvl w:ilvl="0">
+      <w:start w:val="1"/>
+      <w:numFmt w:val="bullet"/>
+      <w:lvlText w:val=""/>
+      <w:lvlJc w:val="left"/>
+      <w:pPr>
+        <w:tabs>
+          <w:tab w:val="num" w:pos="720"/>
+        </w:tabs>
+        <w:ind w:left="720" w:hanging="360"/>
+      </w:pPr>
+      <w:rPr>
+        <w:rFonts w:ascii="Symbol" w:hAnsi="Symbol" w:hint="default"/>
+        <w:sz w:val="20"/>
+      </w:rPr>
+    </w:lvl>
+    <w:lvl w:ilvl="1" w:tentative="1">
+      <w:start w:val="1"/>
+      <w:numFmt w:val="bullet"/>
+      <w:lvlText w:val="o"/>
+      <w:lvlJc w:val="left"/>
+      <w:pPr>
+        <w:tabs>
+          <w:tab w:val="num" w:pos="1440"/>
+        </w:tabs>
+        <w:ind w:left="1440" w:hanging="360"/>
+      </w:pPr>
+      <w:rPr>
+        <w:rFonts w:ascii="Courier New" w:hAnsi="Courier New" w:hint="default"/>
+        <w:sz w:val="20"/>
+      </w:rPr>
+    </w:lvl>
+    <w:lvl w:ilvl="2" w:tentative="1">
+      <w:start w:val="1"/>
+      <w:numFmt w:val="bullet"/>
+      <w:lvlText w:val=""/>
+      <w:lvlJc w:val="left"/>
+      <w:pPr>
+        <w:tabs>
+          <w:tab w:val="num" w:pos="2160"/>
+        </w:tabs>
+        <w:ind w:left="2160" w:hanging="360"/>
+      </w:pPr>
+      <w:rPr>
+        <w:rFonts w:ascii="Wingdings" w:hAnsi="Wingdings" w:hint="default"/>
+        <w:sz w:val="20"/>
+      </w:rPr>
+    </w:lvl>
+    <w:lvl w:ilvl="3" w:tentative="1">
+      <w:start w:val="1"/>
+      <w:numFmt w:val="bullet"/>
+      <w:lvlText w:val=""/>
+      <w:lvlJc w:val="left"/>
+      <w:pPr>
+        <w:tabs>
+          <w:tab w:val="num" w:pos="2880"/>
+        </w:tabs>
+        <w:ind w:left="2880" w:hanging="360"/>
+      </w:pPr>
+      <w:rPr>
+        <w:rFonts w:ascii="Wingdings" w:hAnsi="Wingdings" w:hint="default"/>
+        <w:sz w:val="20"/>
+      </w:rPr>
+    </w:lvl>
+    <w:lvl w:ilvl="4" w:tentative="1">
+      <w:start w:val="1"/>
+      <w:numFmt w:val="bullet"/>
+      <w:lvlText w:val=""/>
+      <w:lvlJc w:val="left"/>
+      <w:pPr>
+        <w:tabs>
+          <w:tab w:val="num" w:pos="3600"/>
+        </w:tabs>
+        <w:ind w:left="3600" w:hanging="360"/>
+      </w:pPr>
+      <w:rPr>
+        <w:rFonts w:ascii="Wingdings" w:hAnsi="Wingdings" w:hint="default"/>
+        <w:sz w:val="20"/>
+      </w:rPr>
+    </w:lvl>
+    <w:lvl w:ilvl="5" w:tentative="1">
+      <w:start w:val="1"/>
+      <w:numFmt w:val="bullet"/>
+      <w:lvlText w:val=""/>
+      <w:lvlJc w:val="left"/>
+      <w:pPr>
+        <w:tabs>
+          <w:tab w:val="num" w:pos="4320"/>
+        </w:tabs>
+        <w:ind w:left="4320" w:hanging="360"/>
+      </w:pPr>
+      <w:rPr>
+        <w:rFonts w:ascii="Wingdings" w:hAnsi="Wingdings" w:hint="default"/>
+        <w:sz w:val="20"/>
+      </w:rPr>
+    </w:lvl>
+    <w:lvl w:ilvl="6" w:tentative="1">
+      <w:start w:val="1"/>
+      <w:numFmt w:val="bullet"/>
+      <w:lvlText w:val=""/>
+      <w:lvlJc w:val="left"/>
+      <w:pPr>
+        <w:tabs>
+          <w:tab w:val="num" w:pos="5040"/>
+        </w:tabs>
+        <w:ind w:left="5040" w:hanging="360"/>
+      </w:pPr>
+      <w:rPr>
+        <w:rFonts w:ascii="Wingdings" w:hAnsi="Wingdings" w:hint="default"/>
+        <w:sz w:val="20"/>
+      </w:rPr>
+    </w:lvl>
+    <w:lvl w:ilvl="7" w:tentative="1">
+      <w:start w:val="1"/>
+      <w:numFmt w:val="bullet"/>
+      <w:lvlText w:val=""/>
+      <w:lvlJc w:val="left"/>
+      <w:pPr>
+        <w:tabs>
+          <w:tab w:val="num" w:pos="5760"/>
+        </w:tabs>
+        <w:ind w:left="5760" w:hanging="360"/>
+      </w:pPr>
+      <w:rPr>
+        <w:rFonts w:ascii="Wingdings" w:hAnsi="Wingdings" w:hint="default"/>
+        <w:sz w:val="20"/>
+      </w:rPr>
+    </w:lvl>
+    <w:lvl w:ilvl="8" w:tentative="1">
+      <w:start w:val="1"/>
+      <w:numFmt w:val="bullet"/>
+      <w:lvlText w:val=""/>
+      <w:lvlJc w:val="left"/>
+      <w:pPr>
+        <w:tabs>
+          <w:tab w:val="num" w:pos="6480"/>
+        </w:tabs>
+        <w:ind w:left="6480" w:hanging="360"/>
+      </w:pPr>
+      <w:rPr>
+        <w:rFonts w:ascii="Wingdings" w:hAnsi="Wingdings" w:hint="default"/>
+        <w:sz w:val="20"/>
+      </w:rPr>
+    </w:lvl>
+  </w:abstractNum>
+  <w:abstractNum w:abstractNumId="2" w15:restartNumberingAfterBreak="0">
+    <w:nsid w:val="141E02E5"/>
+    <w:multiLevelType w:val="multilevel"/>
+    <w:tmpl w:val="5FC8F232"/>
+    <w:lvl w:ilvl="0">
+      <w:start w:val="1"/>
+      <w:numFmt w:val="bullet"/>
+      <w:lvlText w:val=""/>
+      <w:lvlJc w:val="left"/>
+      <w:pPr>
+        <w:tabs>
+          <w:tab w:val="num" w:pos="720"/>
+        </w:tabs>
+        <w:ind w:left="720" w:hanging="360"/>
+      </w:pPr>
+      <w:rPr>
+        <w:rFonts w:ascii="Symbol" w:hAnsi="Symbol" w:hint="default"/>
+        <w:sz w:val="20"/>
+      </w:rPr>
+    </w:lvl>
+    <w:lvl w:ilvl="1" w:tentative="1">
+      <w:start w:val="1"/>
+      <w:numFmt w:val="bullet"/>
+      <w:lvlText w:val="o"/>
+      <w:lvlJc w:val="left"/>
+      <w:pPr>
+        <w:tabs>
+          <w:tab w:val="num" w:pos="1440"/>
+        </w:tabs>
+        <w:ind w:left="1440" w:hanging="360"/>
+      </w:pPr>
+      <w:rPr>
+        <w:rFonts w:ascii="Courier New" w:hAnsi="Courier New" w:hint="default"/>
+        <w:sz w:val="20"/>
+      </w:rPr>
+    </w:lvl>
+    <w:lvl w:ilvl="2" w:tentative="1">
+      <w:start w:val="1"/>
+      <w:numFmt w:val="bullet"/>
+      <w:lvlText w:val=""/>
+      <w:lvlJc w:val="left"/>
+      <w:pPr>
+        <w:tabs>
+          <w:tab w:val="num" w:pos="2160"/>
+        </w:tabs>
+        <w:ind w:left="2160" w:hanging="360"/>
+      </w:pPr>
+      <w:rPr>
+        <w:rFonts w:ascii="Wingdings" w:hAnsi="Wingdings" w:hint="default"/>
+        <w:sz w:val="20"/>
+      </w:rPr>
+    </w:lvl>
+    <w:lvl w:ilvl="3" w:tentative="1">
+      <w:start w:val="1"/>
+      <w:numFmt w:val="bullet"/>
+      <w:lvlText w:val=""/>
+      <w:lvlJc w:val="left"/>
+      <w:pPr>
+        <w:tabs>
+          <w:tab w:val="num" w:pos="2880"/>
+        </w:tabs>
+        <w:ind w:left="2880" w:hanging="360"/>
+      </w:pPr>
+      <w:rPr>
+        <w:rFonts w:ascii="Wingdings" w:hAnsi="Wingdings" w:hint="default"/>
+        <w:sz w:val="20"/>
+      </w:rPr>
+    </w:lvl>
+    <w:lvl w:ilvl="4" w:tentative="1">
+      <w:start w:val="1"/>
+      <w:numFmt w:val="bullet"/>
+      <w:lvlText w:val=""/>
+      <w:lvlJc w:val="left"/>
+      <w:pPr>
+        <w:tabs>
+          <w:tab w:val="num" w:pos="3600"/>
+        </w:tabs>
+        <w:ind w:left="3600" w:hanging="360"/>
+      </w:pPr>
+      <w:rPr>
+        <w:rFonts w:ascii="Wingdings" w:hAnsi="Wingdings" w:hint="default"/>
+        <w:sz w:val="20"/>
+      </w:rPr>
+    </w:lvl>
+    <w:lvl w:ilvl="5" w:tentative="1">
+      <w:start w:val="1"/>
+      <w:numFmt w:val="bullet"/>
+      <w:lvlText w:val=""/>
+      <w:lvlJc w:val="left"/>
+      <w:pPr>
+        <w:tabs>
+          <w:tab w:val="num" w:pos="4320"/>
+        </w:tabs>
+        <w:ind w:left="4320" w:hanging="360"/>
+      </w:pPr>
+      <w:rPr>
+        <w:rFonts w:ascii="Wingdings" w:hAnsi="Wingdings" w:hint="default"/>
+        <w:sz w:val="20"/>
+      </w:rPr>
+    </w:lvl>
+    <w:lvl w:ilvl="6" w:tentative="1">
+      <w:start w:val="1"/>
+      <w:numFmt w:val="bullet"/>
+      <w:lvlText w:val=""/>
+      <w:lvlJc w:val="left"/>
+      <w:pPr>
+        <w:tabs>
+          <w:tab w:val="num" w:pos="5040"/>
+        </w:tabs>
+        <w:ind w:left="5040" w:hanging="360"/>
+      </w:pPr>
+      <w:rPr>
+        <w:rFonts w:ascii="Wingdings" w:hAnsi="Wingdings" w:hint="default"/>
+        <w:sz w:val="20"/>
+      </w:rPr>
+    </w:lvl>
+    <w:lvl w:ilvl="7" w:tentative="1">
+      <w:start w:val="1"/>
+      <w:numFmt w:val="bullet"/>
+      <w:lvlText w:val=""/>
+      <w:lvlJc w:val="left"/>
+      <w:pPr>
+        <w:tabs>
+          <w:tab w:val="num" w:pos="5760"/>
+        </w:tabs>
+        <w:ind w:left="5760" w:hanging="360"/>
+      </w:pPr>
+      <w:rPr>
+        <w:rFonts w:ascii="Wingdings" w:hAnsi="Wingdings" w:hint="default"/>
+        <w:sz w:val="20"/>
+      </w:rPr>
+    </w:lvl>
+    <w:lvl w:ilvl="8" w:tentative="1">
+      <w:start w:val="1"/>
+      <w:numFmt w:val="bullet"/>
+      <w:lvlText w:val=""/>
+      <w:lvlJc w:val="left"/>
+      <w:pPr>
+        <w:tabs>
+          <w:tab w:val="num" w:pos="6480"/>
+        </w:tabs>
+        <w:ind w:left="6480" w:hanging="360"/>
+      </w:pPr>
+      <w:rPr>
+        <w:rFonts w:ascii="Wingdings" w:hAnsi="Wingdings" w:hint="default"/>
+        <w:sz w:val="20"/>
+      </w:rPr>
+    </w:lvl>
+  </w:abstractNum>
+  <w:abstractNum w:abstractNumId="3" w15:restartNumberingAfterBreak="0">
+    <w:nsid w:val="2B7E4869"/>
+    <w:multiLevelType w:val="multilevel"/>
+    <w:tmpl w:val="631CA90A"/>
+    <w:lvl w:ilvl="0">
+      <w:start w:val="1"/>
+      <w:numFmt w:val="bullet"/>
+      <w:lvlText w:val=""/>
+      <w:lvlJc w:val="left"/>
+      <w:pPr>
+        <w:tabs>
+          <w:tab w:val="num" w:pos="720"/>
+        </w:tabs>
+        <w:ind w:left="720" w:hanging="360"/>
+      </w:pPr>
+      <w:rPr>
+        <w:rFonts w:ascii="Symbol" w:hAnsi="Symbol" w:hint="default"/>
+        <w:sz w:val="20"/>
+      </w:rPr>
+    </w:lvl>
+    <w:lvl w:ilvl="1" w:tentative="1">
+      <w:start w:val="1"/>
+      <w:numFmt w:val="bullet"/>
+      <w:lvlText w:val="o"/>
+      <w:lvlJc w:val="left"/>
+      <w:pPr>
+        <w:tabs>
+          <w:tab w:val="num" w:pos="1440"/>
+        </w:tabs>
+        <w:ind w:left="1440" w:hanging="360"/>
+      </w:pPr>
+      <w:rPr>
+        <w:rFonts w:ascii="Courier New" w:hAnsi="Courier New" w:hint="default"/>
+        <w:sz w:val="20"/>
+      </w:rPr>
+    </w:lvl>
+    <w:lvl w:ilvl="2" w:tentative="1">
+      <w:start w:val="1"/>
+      <w:numFmt w:val="bullet"/>
+      <w:lvlText w:val=""/>
+      <w:lvlJc w:val="left"/>
+      <w:pPr>
+        <w:tabs>
+          <w:tab w:val="num" w:pos="2160"/>
+        </w:tabs>
+        <w:ind w:left="2160" w:hanging="360"/>
+      </w:pPr>
+      <w:rPr>
+        <w:rFonts w:ascii="Wingdings" w:hAnsi="Wingdings" w:hint="default"/>
+        <w:sz w:val="20"/>
+      </w:rPr>
+    </w:lvl>
+    <w:lvl w:ilvl="3" w:tentative="1">
+      <w:start w:val="1"/>
+      <w:numFmt w:val="bullet"/>
+      <w:lvlText w:val=""/>
+      <w:lvlJc w:val="left"/>
+      <w:pPr>
+        <w:tabs>
+          <w:tab w:val="num" w:pos="2880"/>
+        </w:tabs>
+        <w:ind w:left="2880" w:hanging="360"/>
+      </w:pPr>
+      <w:rPr>
+        <w:rFonts w:ascii="Wingdings" w:hAnsi="Wingdings" w:hint="default"/>
+        <w:sz w:val="20"/>
+      </w:rPr>
+    </w:lvl>
+    <w:lvl w:ilvl="4" w:tentative="1">
+      <w:start w:val="1"/>
+      <w:numFmt w:val="bullet"/>
+      <w:lvlText w:val=""/>
+      <w:lvlJc w:val="left"/>
+      <w:pPr>
+        <w:tabs>
+          <w:tab w:val="num" w:pos="3600"/>
+        </w:tabs>
+        <w:ind w:left="3600" w:hanging="360"/>
+      </w:pPr>
+      <w:rPr>
+        <w:rFonts w:ascii="Wingdings" w:hAnsi="Wingdings" w:hint="default"/>
+        <w:sz w:val="20"/>
+      </w:rPr>
+    </w:lvl>
+    <w:lvl w:ilvl="5" w:tentative="1">
+      <w:start w:val="1"/>
+      <w:numFmt w:val="bullet"/>
+      <w:lvlText w:val=""/>
+      <w:lvlJc w:val="left"/>
+      <w:pPr>
+        <w:tabs>
+          <w:tab w:val="num" w:pos="4320"/>
+        </w:tabs>
+        <w:ind w:left="4320" w:hanging="360"/>
+      </w:pPr>
+      <w:rPr>
+        <w:rFonts w:ascii="Wingdings" w:hAnsi="Wingdings" w:hint="default"/>
+        <w:sz w:val="20"/>
+      </w:rPr>
+    </w:lvl>
+    <w:lvl w:ilvl="6" w:tentative="1">
+      <w:start w:val="1"/>
+      <w:numFmt w:val="bullet"/>
+      <w:lvlText w:val=""/>
+      <w:lvlJc w:val="left"/>
+      <w:pPr>
+        <w:tabs>
+          <w:tab w:val="num" w:pos="5040"/>
+        </w:tabs>
+        <w:ind w:left="5040" w:hanging="360"/>
+      </w:pPr>
+      <w:rPr>
+        <w:rFonts w:ascii="Wingdings" w:hAnsi="Wingdings" w:hint="default"/>
+        <w:sz w:val="20"/>
+      </w:rPr>
+    </w:lvl>
+    <w:lvl w:ilvl="7" w:tentative="1">
+      <w:start w:val="1"/>
+      <w:numFmt w:val="bullet"/>
+      <w:lvlText w:val=""/>
+      <w:lvlJc w:val="left"/>
+      <w:pPr>
+        <w:tabs>
+          <w:tab w:val="num" w:pos="5760"/>
+        </w:tabs>
+        <w:ind w:left="5760" w:hanging="360"/>
+      </w:pPr>
+      <w:rPr>
+        <w:rFonts w:ascii="Wingdings" w:hAnsi="Wingdings" w:hint="default"/>
+        <w:sz w:val="20"/>
+      </w:rPr>
+    </w:lvl>
+    <w:lvl w:ilvl="8" w:tentative="1">
+      <w:start w:val="1"/>
+      <w:numFmt w:val="bullet"/>
+      <w:lvlText w:val=""/>
+      <w:lvlJc w:val="left"/>
+      <w:pPr>
+        <w:tabs>
+          <w:tab w:val="num" w:pos="6480"/>
+        </w:tabs>
+        <w:ind w:left="6480" w:hanging="360"/>
+      </w:pPr>
+      <w:rPr>
+        <w:rFonts w:ascii="Wingdings" w:hAnsi="Wingdings" w:hint="default"/>
+        <w:sz w:val="20"/>
+      </w:rPr>
+    </w:lvl>
+  </w:abstractNum>
+  <w:abstractNum w:abstractNumId="4" w15:restartNumberingAfterBreak="0">
     <w:nsid w:val="2E070DEB"/>
     <w:multiLevelType w:val="multilevel"/>
     <w:tmpl w:val="2340CAFA"/>
@@ -1022,7 +1282,7 @@
       </w:rPr>
     </w:lvl>
   </w:abstractNum>
-  <w:abstractNum w:abstractNumId="2" w15:restartNumberingAfterBreak="0">
+  <w:abstractNum w:abstractNumId="5" w15:restartNumberingAfterBreak="0">
     <w:nsid w:val="3A6460B6"/>
     <w:multiLevelType w:val="multilevel"/>
     <w:tmpl w:val="E52C8876"/>
@@ -1171,7 +1431,305 @@
       </w:rPr>
     </w:lvl>
   </w:abstractNum>
-  <w:abstractNum w:abstractNumId="3" w15:restartNumberingAfterBreak="0">
+  <w:abstractNum w:abstractNumId="6" w15:restartNumberingAfterBreak="0">
+    <w:nsid w:val="423B1ECA"/>
+    <w:multiLevelType w:val="multilevel"/>
+    <w:tmpl w:val="C3B4840A"/>
+    <w:lvl w:ilvl="0">
+      <w:start w:val="1"/>
+      <w:numFmt w:val="bullet"/>
+      <w:lvlText w:val=""/>
+      <w:lvlJc w:val="left"/>
+      <w:pPr>
+        <w:tabs>
+          <w:tab w:val="num" w:pos="720"/>
+        </w:tabs>
+        <w:ind w:left="720" w:hanging="360"/>
+      </w:pPr>
+      <w:rPr>
+        <w:rFonts w:ascii="Symbol" w:hAnsi="Symbol" w:hint="default"/>
+        <w:sz w:val="20"/>
+      </w:rPr>
+    </w:lvl>
+    <w:lvl w:ilvl="1" w:tentative="1">
+      <w:start w:val="1"/>
+      <w:numFmt w:val="bullet"/>
+      <w:lvlText w:val="o"/>
+      <w:lvlJc w:val="left"/>
+      <w:pPr>
+        <w:tabs>
+          <w:tab w:val="num" w:pos="1440"/>
+        </w:tabs>
+        <w:ind w:left="1440" w:hanging="360"/>
+      </w:pPr>
+      <w:rPr>
+        <w:rFonts w:ascii="Courier New" w:hAnsi="Courier New" w:hint="default"/>
+        <w:sz w:val="20"/>
+      </w:rPr>
+    </w:lvl>
+    <w:lvl w:ilvl="2" w:tentative="1">
+      <w:start w:val="1"/>
+      <w:numFmt w:val="bullet"/>
+      <w:lvlText w:val=""/>
+      <w:lvlJc w:val="left"/>
+      <w:pPr>
+        <w:tabs>
+          <w:tab w:val="num" w:pos="2160"/>
+        </w:tabs>
+        <w:ind w:left="2160" w:hanging="360"/>
+      </w:pPr>
+      <w:rPr>
+        <w:rFonts w:ascii="Wingdings" w:hAnsi="Wingdings" w:hint="default"/>
+        <w:sz w:val="20"/>
+      </w:rPr>
+    </w:lvl>
+    <w:lvl w:ilvl="3" w:tentative="1">
+      <w:start w:val="1"/>
+      <w:numFmt w:val="bullet"/>
+      <w:lvlText w:val=""/>
+      <w:lvlJc w:val="left"/>
+      <w:pPr>
+        <w:tabs>
+          <w:tab w:val="num" w:pos="2880"/>
+        </w:tabs>
+        <w:ind w:left="2880" w:hanging="360"/>
+      </w:pPr>
+      <w:rPr>
+        <w:rFonts w:ascii="Wingdings" w:hAnsi="Wingdings" w:hint="default"/>
+        <w:sz w:val="20"/>
+      </w:rPr>
+    </w:lvl>
+    <w:lvl w:ilvl="4" w:tentative="1">
+      <w:start w:val="1"/>
+      <w:numFmt w:val="bullet"/>
+      <w:lvlText w:val=""/>
+      <w:lvlJc w:val="left"/>
+      <w:pPr>
+        <w:tabs>
+          <w:tab w:val="num" w:pos="3600"/>
+        </w:tabs>
+        <w:ind w:left="3600" w:hanging="360"/>
+      </w:pPr>
+      <w:rPr>
+        <w:rFonts w:ascii="Wingdings" w:hAnsi="Wingdings" w:hint="default"/>
+        <w:sz w:val="20"/>
+      </w:rPr>
+    </w:lvl>
+    <w:lvl w:ilvl="5" w:tentative="1">
+      <w:start w:val="1"/>
+      <w:numFmt w:val="bullet"/>
+      <w:lvlText w:val=""/>
+      <w:lvlJc w:val="left"/>
+      <w:pPr>
+        <w:tabs>
+          <w:tab w:val="num" w:pos="4320"/>
+        </w:tabs>
+        <w:ind w:left="4320" w:hanging="360"/>
+      </w:pPr>
+      <w:rPr>
+        <w:rFonts w:ascii="Wingdings" w:hAnsi="Wingdings" w:hint="default"/>
+        <w:sz w:val="20"/>
+      </w:rPr>
+    </w:lvl>
+    <w:lvl w:ilvl="6" w:tentative="1">
+      <w:start w:val="1"/>
+      <w:numFmt w:val="bullet"/>
+      <w:lvlText w:val=""/>
+      <w:lvlJc w:val="left"/>
+      <w:pPr>
+        <w:tabs>
+          <w:tab w:val="num" w:pos="5040"/>
+        </w:tabs>
+        <w:ind w:left="5040" w:hanging="360"/>
+      </w:pPr>
+      <w:rPr>
+        <w:rFonts w:ascii="Wingdings" w:hAnsi="Wingdings" w:hint="default"/>
+        <w:sz w:val="20"/>
+      </w:rPr>
+    </w:lvl>
+    <w:lvl w:ilvl="7" w:tentative="1">
+      <w:start w:val="1"/>
+      <w:numFmt w:val="bullet"/>
+      <w:lvlText w:val=""/>
+      <w:lvlJc w:val="left"/>
+      <w:pPr>
+        <w:tabs>
+          <w:tab w:val="num" w:pos="5760"/>
+        </w:tabs>
+        <w:ind w:left="5760" w:hanging="360"/>
+      </w:pPr>
+      <w:rPr>
+        <w:rFonts w:ascii="Wingdings" w:hAnsi="Wingdings" w:hint="default"/>
+        <w:sz w:val="20"/>
+      </w:rPr>
+    </w:lvl>
+    <w:lvl w:ilvl="8" w:tentative="1">
+      <w:start w:val="1"/>
+      <w:numFmt w:val="bullet"/>
+      <w:lvlText w:val=""/>
+      <w:lvlJc w:val="left"/>
+      <w:pPr>
+        <w:tabs>
+          <w:tab w:val="num" w:pos="6480"/>
+        </w:tabs>
+        <w:ind w:left="6480" w:hanging="360"/>
+      </w:pPr>
+      <w:rPr>
+        <w:rFonts w:ascii="Wingdings" w:hAnsi="Wingdings" w:hint="default"/>
+        <w:sz w:val="20"/>
+      </w:rPr>
+    </w:lvl>
+  </w:abstractNum>
+  <w:abstractNum w:abstractNumId="7" w15:restartNumberingAfterBreak="0">
+    <w:nsid w:val="4501754D"/>
+    <w:multiLevelType w:val="multilevel"/>
+    <w:tmpl w:val="CBB45820"/>
+    <w:lvl w:ilvl="0">
+      <w:start w:val="1"/>
+      <w:numFmt w:val="bullet"/>
+      <w:lvlText w:val=""/>
+      <w:lvlJc w:val="left"/>
+      <w:pPr>
+        <w:tabs>
+          <w:tab w:val="num" w:pos="720"/>
+        </w:tabs>
+        <w:ind w:left="720" w:hanging="360"/>
+      </w:pPr>
+      <w:rPr>
+        <w:rFonts w:ascii="Symbol" w:hAnsi="Symbol" w:hint="default"/>
+        <w:sz w:val="20"/>
+      </w:rPr>
+    </w:lvl>
+    <w:lvl w:ilvl="1" w:tentative="1">
+      <w:start w:val="1"/>
+      <w:numFmt w:val="bullet"/>
+      <w:lvlText w:val="o"/>
+      <w:lvlJc w:val="left"/>
+      <w:pPr>
+        <w:tabs>
+          <w:tab w:val="num" w:pos="1440"/>
+        </w:tabs>
+        <w:ind w:left="1440" w:hanging="360"/>
+      </w:pPr>
+      <w:rPr>
+        <w:rFonts w:ascii="Courier New" w:hAnsi="Courier New" w:hint="default"/>
+        <w:sz w:val="20"/>
+      </w:rPr>
+    </w:lvl>
+    <w:lvl w:ilvl="2" w:tentative="1">
+      <w:start w:val="1"/>
+      <w:numFmt w:val="bullet"/>
+      <w:lvlText w:val=""/>
+      <w:lvlJc w:val="left"/>
+      <w:pPr>
+        <w:tabs>
+          <w:tab w:val="num" w:pos="2160"/>
+        </w:tabs>
+        <w:ind w:left="2160" w:hanging="360"/>
+      </w:pPr>
+      <w:rPr>
+        <w:rFonts w:ascii="Wingdings" w:hAnsi="Wingdings" w:hint="default"/>
+        <w:sz w:val="20"/>
+      </w:rPr>
+    </w:lvl>
+    <w:lvl w:ilvl="3" w:tentative="1">
+      <w:start w:val="1"/>
+      <w:numFmt w:val="bullet"/>
+      <w:lvlText w:val=""/>
+      <w:lvlJc w:val="left"/>
+      <w:pPr>
+        <w:tabs>
+          <w:tab w:val="num" w:pos="2880"/>
+        </w:tabs>
+        <w:ind w:left="2880" w:hanging="360"/>
+      </w:pPr>
+      <w:rPr>
+        <w:rFonts w:ascii="Wingdings" w:hAnsi="Wingdings" w:hint="default"/>
+        <w:sz w:val="20"/>
+      </w:rPr>
+    </w:lvl>
+    <w:lvl w:ilvl="4" w:tentative="1">
+      <w:start w:val="1"/>
+      <w:numFmt w:val="bullet"/>
+      <w:lvlText w:val=""/>
+      <w:lvlJc w:val="left"/>
+      <w:pPr>
+        <w:tabs>
+          <w:tab w:val="num" w:pos="3600"/>
+        </w:tabs>
+        <w:ind w:left="3600" w:hanging="360"/>
+      </w:pPr>
+      <w:rPr>
+        <w:rFonts w:ascii="Wingdings" w:hAnsi="Wingdings" w:hint="default"/>
+        <w:sz w:val="20"/>
+      </w:rPr>
+    </w:lvl>
+    <w:lvl w:ilvl="5" w:tentative="1">
+      <w:start w:val="1"/>
+      <w:numFmt w:val="bullet"/>
+      <w:lvlText w:val=""/>
+      <w:lvlJc w:val="left"/>
+      <w:pPr>
+        <w:tabs>
+          <w:tab w:val="num" w:pos="4320"/>
+        </w:tabs>
+        <w:ind w:left="4320" w:hanging="360"/>
+      </w:pPr>
+      <w:rPr>
+        <w:rFonts w:ascii="Wingdings" w:hAnsi="Wingdings" w:hint="default"/>
+        <w:sz w:val="20"/>
+      </w:rPr>
+    </w:lvl>
+    <w:lvl w:ilvl="6" w:tentative="1">
+      <w:start w:val="1"/>
+      <w:numFmt w:val="bullet"/>
+      <w:lvlText w:val=""/>
+      <w:lvlJc w:val="left"/>
+      <w:pPr>
+        <w:tabs>
+          <w:tab w:val="num" w:pos="5040"/>
+        </w:tabs>
+        <w:ind w:left="5040" w:hanging="360"/>
+      </w:pPr>
+      <w:rPr>
+        <w:rFonts w:ascii="Wingdings" w:hAnsi="Wingdings" w:hint="default"/>
+        <w:sz w:val="20"/>
+      </w:rPr>
+    </w:lvl>
+    <w:lvl w:ilvl="7" w:tentative="1">
+      <w:start w:val="1"/>
+      <w:numFmt w:val="bullet"/>
+      <w:lvlText w:val=""/>
+      <w:lvlJc w:val="left"/>
+      <w:pPr>
+        <w:tabs>
+          <w:tab w:val="num" w:pos="5760"/>
+        </w:tabs>
+        <w:ind w:left="5760" w:hanging="360"/>
+      </w:pPr>
+      <w:rPr>
+        <w:rFonts w:ascii="Wingdings" w:hAnsi="Wingdings" w:hint="default"/>
+        <w:sz w:val="20"/>
+      </w:rPr>
+    </w:lvl>
+    <w:lvl w:ilvl="8" w:tentative="1">
+      <w:start w:val="1"/>
+      <w:numFmt w:val="bullet"/>
+      <w:lvlText w:val=""/>
+      <w:lvlJc w:val="left"/>
+      <w:pPr>
+        <w:tabs>
+          <w:tab w:val="num" w:pos="6480"/>
+        </w:tabs>
+        <w:ind w:left="6480" w:hanging="360"/>
+      </w:pPr>
+      <w:rPr>
+        <w:rFonts w:ascii="Wingdings" w:hAnsi="Wingdings" w:hint="default"/>
+        <w:sz w:val="20"/>
+      </w:rPr>
+    </w:lvl>
+  </w:abstractNum>
+  <w:abstractNum w:abstractNumId="8" w15:restartNumberingAfterBreak="0">
     <w:nsid w:val="4BE96D61"/>
     <w:multiLevelType w:val="multilevel"/>
     <w:tmpl w:val="F8EAAE18"/>
@@ -1320,7 +1878,156 @@
       </w:rPr>
     </w:lvl>
   </w:abstractNum>
-  <w:abstractNum w:abstractNumId="4" w15:restartNumberingAfterBreak="0">
+  <w:abstractNum w:abstractNumId="9" w15:restartNumberingAfterBreak="0">
+    <w:nsid w:val="5786659C"/>
+    <w:multiLevelType w:val="multilevel"/>
+    <w:tmpl w:val="D6F641E4"/>
+    <w:lvl w:ilvl="0">
+      <w:start w:val="1"/>
+      <w:numFmt w:val="bullet"/>
+      <w:lvlText w:val=""/>
+      <w:lvlJc w:val="left"/>
+      <w:pPr>
+        <w:tabs>
+          <w:tab w:val="num" w:pos="720"/>
+        </w:tabs>
+        <w:ind w:left="720" w:hanging="360"/>
+      </w:pPr>
+      <w:rPr>
+        <w:rFonts w:ascii="Symbol" w:hAnsi="Symbol" w:hint="default"/>
+        <w:sz w:val="20"/>
+      </w:rPr>
+    </w:lvl>
+    <w:lvl w:ilvl="1" w:tentative="1">
+      <w:start w:val="1"/>
+      <w:numFmt w:val="bullet"/>
+      <w:lvlText w:val="o"/>
+      <w:lvlJc w:val="left"/>
+      <w:pPr>
+        <w:tabs>
+          <w:tab w:val="num" w:pos="1440"/>
+        </w:tabs>
+        <w:ind w:left="1440" w:hanging="360"/>
+      </w:pPr>
+      <w:rPr>
+        <w:rFonts w:ascii="Courier New" w:hAnsi="Courier New" w:hint="default"/>
+        <w:sz w:val="20"/>
+      </w:rPr>
+    </w:lvl>
+    <w:lvl w:ilvl="2" w:tentative="1">
+      <w:start w:val="1"/>
+      <w:numFmt w:val="bullet"/>
+      <w:lvlText w:val=""/>
+      <w:lvlJc w:val="left"/>
+      <w:pPr>
+        <w:tabs>
+          <w:tab w:val="num" w:pos="2160"/>
+        </w:tabs>
+        <w:ind w:left="2160" w:hanging="360"/>
+      </w:pPr>
+      <w:rPr>
+        <w:rFonts w:ascii="Wingdings" w:hAnsi="Wingdings" w:hint="default"/>
+        <w:sz w:val="20"/>
+      </w:rPr>
+    </w:lvl>
+    <w:lvl w:ilvl="3" w:tentative="1">
+      <w:start w:val="1"/>
+      <w:numFmt w:val="bullet"/>
+      <w:lvlText w:val=""/>
+      <w:lvlJc w:val="left"/>
+      <w:pPr>
+        <w:tabs>
+          <w:tab w:val="num" w:pos="2880"/>
+        </w:tabs>
+        <w:ind w:left="2880" w:hanging="360"/>
+      </w:pPr>
+      <w:rPr>
+        <w:rFonts w:ascii="Wingdings" w:hAnsi="Wingdings" w:hint="default"/>
+        <w:sz w:val="20"/>
+      </w:rPr>
+    </w:lvl>
+    <w:lvl w:ilvl="4" w:tentative="1">
+      <w:start w:val="1"/>
+      <w:numFmt w:val="bullet"/>
+      <w:lvlText w:val=""/>
+      <w:lvlJc w:val="left"/>
+      <w:pPr>
+        <w:tabs>
+          <w:tab w:val="num" w:pos="3600"/>
+        </w:tabs>
+        <w:ind w:left="3600" w:hanging="360"/>
+      </w:pPr>
+      <w:rPr>
+        <w:rFonts w:ascii="Wingdings" w:hAnsi="Wingdings" w:hint="default"/>
+        <w:sz w:val="20"/>
+      </w:rPr>
+    </w:lvl>
+    <w:lvl w:ilvl="5" w:tentative="1">
+      <w:start w:val="1"/>
+      <w:numFmt w:val="bullet"/>
+      <w:lvlText w:val=""/>
+      <w:lvlJc w:val="left"/>
+      <w:pPr>
+        <w:tabs>
+          <w:tab w:val="num" w:pos="4320"/>
+        </w:tabs>
+        <w:ind w:left="4320" w:hanging="360"/>
+      </w:pPr>
+      <w:rPr>
+        <w:rFonts w:ascii="Wingdings" w:hAnsi="Wingdings" w:hint="default"/>
+        <w:sz w:val="20"/>
+      </w:rPr>
+    </w:lvl>
+    <w:lvl w:ilvl="6" w:tentative="1">
+      <w:start w:val="1"/>
+      <w:numFmt w:val="bullet"/>
+      <w:lvlText w:val=""/>
+      <w:lvlJc w:val="left"/>
+      <w:pPr>
+        <w:tabs>
+          <w:tab w:val="num" w:pos="5040"/>
+        </w:tabs>
+        <w:ind w:left="5040" w:hanging="360"/>
+      </w:pPr>
+      <w:rPr>
+        <w:rFonts w:ascii="Wingdings" w:hAnsi="Wingdings" w:hint="default"/>
+        <w:sz w:val="20"/>
+      </w:rPr>
+    </w:lvl>
+    <w:lvl w:ilvl="7" w:tentative="1">
+      <w:start w:val="1"/>
+      <w:numFmt w:val="bullet"/>
+      <w:lvlText w:val=""/>
+      <w:lvlJc w:val="left"/>
+      <w:pPr>
+        <w:tabs>
+          <w:tab w:val="num" w:pos="5760"/>
+        </w:tabs>
+        <w:ind w:left="5760" w:hanging="360"/>
+      </w:pPr>
+      <w:rPr>
+        <w:rFonts w:ascii="Wingdings" w:hAnsi="Wingdings" w:hint="default"/>
+        <w:sz w:val="20"/>
+      </w:rPr>
+    </w:lvl>
+    <w:lvl w:ilvl="8" w:tentative="1">
+      <w:start w:val="1"/>
+      <w:numFmt w:val="bullet"/>
+      <w:lvlText w:val=""/>
+      <w:lvlJc w:val="left"/>
+      <w:pPr>
+        <w:tabs>
+          <w:tab w:val="num" w:pos="6480"/>
+        </w:tabs>
+        <w:ind w:left="6480" w:hanging="360"/>
+      </w:pPr>
+      <w:rPr>
+        <w:rFonts w:ascii="Wingdings" w:hAnsi="Wingdings" w:hint="default"/>
+        <w:sz w:val="20"/>
+      </w:rPr>
+    </w:lvl>
+  </w:abstractNum>
+  <w:abstractNum w:abstractNumId="10" w15:restartNumberingAfterBreak="0">
     <w:nsid w:val="6BA97B6E"/>
     <w:multiLevelType w:val="multilevel"/>
     <w:tmpl w:val="1F9E39BC"/>
@@ -1469,7 +2176,156 @@
       </w:rPr>
     </w:lvl>
   </w:abstractNum>
-  <w:abstractNum w:abstractNumId="5" w15:restartNumberingAfterBreak="0">
+  <w:abstractNum w:abstractNumId="11" w15:restartNumberingAfterBreak="0">
+    <w:nsid w:val="6C92791A"/>
+    <w:multiLevelType w:val="multilevel"/>
+    <w:tmpl w:val="5BC4EE0E"/>
+    <w:lvl w:ilvl="0">
+      <w:start w:val="1"/>
+      <w:numFmt w:val="bullet"/>
+      <w:lvlText w:val=""/>
+      <w:lvlJc w:val="left"/>
+      <w:pPr>
+        <w:tabs>
+          <w:tab w:val="num" w:pos="720"/>
+        </w:tabs>
+        <w:ind w:left="720" w:hanging="360"/>
+      </w:pPr>
+      <w:rPr>
+        <w:rFonts w:ascii="Symbol" w:hAnsi="Symbol" w:hint="default"/>
+        <w:sz w:val="20"/>
+      </w:rPr>
+    </w:lvl>
+    <w:lvl w:ilvl="1" w:tentative="1">
+      <w:start w:val="1"/>
+      <w:numFmt w:val="bullet"/>
+      <w:lvlText w:val="o"/>
+      <w:lvlJc w:val="left"/>
+      <w:pPr>
+        <w:tabs>
+          <w:tab w:val="num" w:pos="1440"/>
+        </w:tabs>
+        <w:ind w:left="1440" w:hanging="360"/>
+      </w:pPr>
+      <w:rPr>
+        <w:rFonts w:ascii="Courier New" w:hAnsi="Courier New" w:hint="default"/>
+        <w:sz w:val="20"/>
+      </w:rPr>
+    </w:lvl>
+    <w:lvl w:ilvl="2" w:tentative="1">
+      <w:start w:val="1"/>
+      <w:numFmt w:val="bullet"/>
+      <w:lvlText w:val=""/>
+      <w:lvlJc w:val="left"/>
+      <w:pPr>
+        <w:tabs>
+          <w:tab w:val="num" w:pos="2160"/>
+        </w:tabs>
+        <w:ind w:left="2160" w:hanging="360"/>
+      </w:pPr>
+      <w:rPr>
+        <w:rFonts w:ascii="Wingdings" w:hAnsi="Wingdings" w:hint="default"/>
+        <w:sz w:val="20"/>
+      </w:rPr>
+    </w:lvl>
+    <w:lvl w:ilvl="3" w:tentative="1">
+      <w:start w:val="1"/>
+      <w:numFmt w:val="bullet"/>
+      <w:lvlText w:val=""/>
+      <w:lvlJc w:val="left"/>
+      <w:pPr>
+        <w:tabs>
+          <w:tab w:val="num" w:pos="2880"/>
+        </w:tabs>
+        <w:ind w:left="2880" w:hanging="360"/>
+      </w:pPr>
+      <w:rPr>
+        <w:rFonts w:ascii="Wingdings" w:hAnsi="Wingdings" w:hint="default"/>
+        <w:sz w:val="20"/>
+      </w:rPr>
+    </w:lvl>
+    <w:lvl w:ilvl="4" w:tentative="1">
+      <w:start w:val="1"/>
+      <w:numFmt w:val="bullet"/>
+      <w:lvlText w:val=""/>
+      <w:lvlJc w:val="left"/>
+      <w:pPr>
+        <w:tabs>
+          <w:tab w:val="num" w:pos="3600"/>
+        </w:tabs>
+        <w:ind w:left="3600" w:hanging="360"/>
+      </w:pPr>
+      <w:rPr>
+        <w:rFonts w:ascii="Wingdings" w:hAnsi="Wingdings" w:hint="default"/>
+        <w:sz w:val="20"/>
+      </w:rPr>
+    </w:lvl>
+    <w:lvl w:ilvl="5" w:tentative="1">
+      <w:start w:val="1"/>
+      <w:numFmt w:val="bullet"/>
+      <w:lvlText w:val=""/>
+      <w:lvlJc w:val="left"/>
+      <w:pPr>
+        <w:tabs>
+          <w:tab w:val="num" w:pos="4320"/>
+        </w:tabs>
+        <w:ind w:left="4320" w:hanging="360"/>
+      </w:pPr>
+      <w:rPr>
+        <w:rFonts w:ascii="Wingdings" w:hAnsi="Wingdings" w:hint="default"/>
+        <w:sz w:val="20"/>
+      </w:rPr>
+    </w:lvl>
+    <w:lvl w:ilvl="6" w:tentative="1">
+      <w:start w:val="1"/>
+      <w:numFmt w:val="bullet"/>
+      <w:lvlText w:val=""/>
+      <w:lvlJc w:val="left"/>
+      <w:pPr>
+        <w:tabs>
+          <w:tab w:val="num" w:pos="5040"/>
+        </w:tabs>
+        <w:ind w:left="5040" w:hanging="360"/>
+      </w:pPr>
+      <w:rPr>
+        <w:rFonts w:ascii="Wingdings" w:hAnsi="Wingdings" w:hint="default"/>
+        <w:sz w:val="20"/>
+      </w:rPr>
+    </w:lvl>
+    <w:lvl w:ilvl="7" w:tentative="1">
+      <w:start w:val="1"/>
+      <w:numFmt w:val="bullet"/>
+      <w:lvlText w:val=""/>
+      <w:lvlJc w:val="left"/>
+      <w:pPr>
+        <w:tabs>
+          <w:tab w:val="num" w:pos="5760"/>
+        </w:tabs>
+        <w:ind w:left="5760" w:hanging="360"/>
+      </w:pPr>
+      <w:rPr>
+        <w:rFonts w:ascii="Wingdings" w:hAnsi="Wingdings" w:hint="default"/>
+        <w:sz w:val="20"/>
+      </w:rPr>
+    </w:lvl>
+    <w:lvl w:ilvl="8" w:tentative="1">
+      <w:start w:val="1"/>
+      <w:numFmt w:val="bullet"/>
+      <w:lvlText w:val=""/>
+      <w:lvlJc w:val="left"/>
+      <w:pPr>
+        <w:tabs>
+          <w:tab w:val="num" w:pos="6480"/>
+        </w:tabs>
+        <w:ind w:left="6480" w:hanging="360"/>
+      </w:pPr>
+      <w:rPr>
+        <w:rFonts w:ascii="Wingdings" w:hAnsi="Wingdings" w:hint="default"/>
+        <w:sz w:val="20"/>
+      </w:rPr>
+    </w:lvl>
+  </w:abstractNum>
+  <w:abstractNum w:abstractNumId="12" w15:restartNumberingAfterBreak="0">
     <w:nsid w:val="6FB83118"/>
     <w:multiLevelType w:val="multilevel"/>
     <w:tmpl w:val="2188E7E8"/>
@@ -1618,7 +2474,7 @@
       </w:rPr>
     </w:lvl>
   </w:abstractNum>
-  <w:abstractNum w:abstractNumId="6" w15:restartNumberingAfterBreak="0">
+  <w:abstractNum w:abstractNumId="13" w15:restartNumberingAfterBreak="0">
     <w:nsid w:val="70552E23"/>
     <w:multiLevelType w:val="multilevel"/>
     <w:tmpl w:val="677EBF06"/>
@@ -1767,7 +2623,156 @@
       </w:rPr>
     </w:lvl>
   </w:abstractNum>
-  <w:abstractNum w:abstractNumId="7" w15:restartNumberingAfterBreak="0">
+  <w:abstractNum w:abstractNumId="14" w15:restartNumberingAfterBreak="0">
+    <w:nsid w:val="717E3ABE"/>
+    <w:multiLevelType w:val="multilevel"/>
+    <w:tmpl w:val="7AC67AFC"/>
+    <w:lvl w:ilvl="0">
+      <w:start w:val="1"/>
+      <w:numFmt w:val="bullet"/>
+      <w:lvlText w:val=""/>
+      <w:lvlJc w:val="left"/>
+      <w:pPr>
+        <w:tabs>
+          <w:tab w:val="num" w:pos="720"/>
+        </w:tabs>
+        <w:ind w:left="720" w:hanging="360"/>
+      </w:pPr>
+      <w:rPr>
+        <w:rFonts w:ascii="Symbol" w:hAnsi="Symbol" w:hint="default"/>
+        <w:sz w:val="20"/>
+      </w:rPr>
+    </w:lvl>
+    <w:lvl w:ilvl="1" w:tentative="1">
+      <w:start w:val="1"/>
+      <w:numFmt w:val="bullet"/>
+      <w:lvlText w:val="o"/>
+      <w:lvlJc w:val="left"/>
+      <w:pPr>
+        <w:tabs>
+          <w:tab w:val="num" w:pos="1440"/>
+        </w:tabs>
+        <w:ind w:left="1440" w:hanging="360"/>
+      </w:pPr>
+      <w:rPr>
+        <w:rFonts w:ascii="Courier New" w:hAnsi="Courier New" w:hint="default"/>
+        <w:sz w:val="20"/>
+      </w:rPr>
+    </w:lvl>
+    <w:lvl w:ilvl="2" w:tentative="1">
+      <w:start w:val="1"/>
+      <w:numFmt w:val="bullet"/>
+      <w:lvlText w:val=""/>
+      <w:lvlJc w:val="left"/>
+      <w:pPr>
+        <w:tabs>
+          <w:tab w:val="num" w:pos="2160"/>
+        </w:tabs>
+        <w:ind w:left="2160" w:hanging="360"/>
+      </w:pPr>
+      <w:rPr>
+        <w:rFonts w:ascii="Wingdings" w:hAnsi="Wingdings" w:hint="default"/>
+        <w:sz w:val="20"/>
+      </w:rPr>
+    </w:lvl>
+    <w:lvl w:ilvl="3" w:tentative="1">
+      <w:start w:val="1"/>
+      <w:numFmt w:val="bullet"/>
+      <w:lvlText w:val=""/>
+      <w:lvlJc w:val="left"/>
+      <w:pPr>
+        <w:tabs>
+          <w:tab w:val="num" w:pos="2880"/>
+        </w:tabs>
+        <w:ind w:left="2880" w:hanging="360"/>
+      </w:pPr>
+      <w:rPr>
+        <w:rFonts w:ascii="Wingdings" w:hAnsi="Wingdings" w:hint="default"/>
+        <w:sz w:val="20"/>
+      </w:rPr>
+    </w:lvl>
+    <w:lvl w:ilvl="4" w:tentative="1">
+      <w:start w:val="1"/>
+      <w:numFmt w:val="bullet"/>
+      <w:lvlText w:val=""/>
+      <w:lvlJc w:val="left"/>
+      <w:pPr>
+        <w:tabs>
+          <w:tab w:val="num" w:pos="3600"/>
+        </w:tabs>
+        <w:ind w:left="3600" w:hanging="360"/>
+      </w:pPr>
+      <w:rPr>
+        <w:rFonts w:ascii="Wingdings" w:hAnsi="Wingdings" w:hint="default"/>
+        <w:sz w:val="20"/>
+      </w:rPr>
+    </w:lvl>
+    <w:lvl w:ilvl="5" w:tentative="1">
+      <w:start w:val="1"/>
+      <w:numFmt w:val="bullet"/>
+      <w:lvlText w:val=""/>
+      <w:lvlJc w:val="left"/>
+      <w:pPr>
+        <w:tabs>
+          <w:tab w:val="num" w:pos="4320"/>
+        </w:tabs>
+        <w:ind w:left="4320" w:hanging="360"/>
+      </w:pPr>
+      <w:rPr>
+        <w:rFonts w:ascii="Wingdings" w:hAnsi="Wingdings" w:hint="default"/>
+        <w:sz w:val="20"/>
+      </w:rPr>
+    </w:lvl>
+    <w:lvl w:ilvl="6" w:tentative="1">
+      <w:start w:val="1"/>
+      <w:numFmt w:val="bullet"/>
+      <w:lvlText w:val=""/>
+      <w:lvlJc w:val="left"/>
+      <w:pPr>
+        <w:tabs>
+          <w:tab w:val="num" w:pos="5040"/>
+        </w:tabs>
+        <w:ind w:left="5040" w:hanging="360"/>
+      </w:pPr>
+      <w:rPr>
+        <w:rFonts w:ascii="Wingdings" w:hAnsi="Wingdings" w:hint="default"/>
+        <w:sz w:val="20"/>
+      </w:rPr>
+    </w:lvl>
+    <w:lvl w:ilvl="7" w:tentative="1">
+      <w:start w:val="1"/>
+      <w:numFmt w:val="bullet"/>
+      <w:lvlText w:val=""/>
+      <w:lvlJc w:val="left"/>
+      <w:pPr>
+        <w:tabs>
+          <w:tab w:val="num" w:pos="5760"/>
+        </w:tabs>
+        <w:ind w:left="5760" w:hanging="360"/>
+      </w:pPr>
+      <w:rPr>
+        <w:rFonts w:ascii="Wingdings" w:hAnsi="Wingdings" w:hint="default"/>
+        <w:sz w:val="20"/>
+      </w:rPr>
+    </w:lvl>
+    <w:lvl w:ilvl="8" w:tentative="1">
+      <w:start w:val="1"/>
+      <w:numFmt w:val="bullet"/>
+      <w:lvlText w:val=""/>
+      <w:lvlJc w:val="left"/>
+      <w:pPr>
+        <w:tabs>
+          <w:tab w:val="num" w:pos="6480"/>
+        </w:tabs>
+        <w:ind w:left="6480" w:hanging="360"/>
+      </w:pPr>
+      <w:rPr>
+        <w:rFonts w:ascii="Wingdings" w:hAnsi="Wingdings" w:hint="default"/>
+        <w:sz w:val="20"/>
+      </w:rPr>
+    </w:lvl>
+  </w:abstractNum>
+  <w:abstractNum w:abstractNumId="15" w15:restartNumberingAfterBreak="0">
     <w:nsid w:val="74B172FB"/>
     <w:multiLevelType w:val="multilevel"/>
     <w:tmpl w:val="CED69C5C"/>
@@ -1916,28 +2921,356 @@
       </w:rPr>
     </w:lvl>
   </w:abstractNum>
+  <w:abstractNum w:abstractNumId="16" w15:restartNumberingAfterBreak="0">
+    <w:nsid w:val="794B7D40"/>
+    <w:multiLevelType w:val="multilevel"/>
+    <w:tmpl w:val="A4B8A544"/>
+    <w:lvl w:ilvl="0">
+      <w:start w:val="1"/>
+      <w:numFmt w:val="bullet"/>
+      <w:lvlText w:val=""/>
+      <w:lvlJc w:val="left"/>
+      <w:pPr>
+        <w:tabs>
+          <w:tab w:val="num" w:pos="720"/>
+        </w:tabs>
+        <w:ind w:left="720" w:hanging="360"/>
+      </w:pPr>
+      <w:rPr>
+        <w:rFonts w:ascii="Symbol" w:hAnsi="Symbol" w:hint="default"/>
+        <w:sz w:val="20"/>
+      </w:rPr>
+    </w:lvl>
+    <w:lvl w:ilvl="1" w:tentative="1">
+      <w:start w:val="1"/>
+      <w:numFmt w:val="bullet"/>
+      <w:lvlText w:val="o"/>
+      <w:lvlJc w:val="left"/>
+      <w:pPr>
+        <w:tabs>
+          <w:tab w:val="num" w:pos="1440"/>
+        </w:tabs>
+        <w:ind w:left="1440" w:hanging="360"/>
+      </w:pPr>
+      <w:rPr>
+        <w:rFonts w:ascii="Courier New" w:hAnsi="Courier New" w:hint="default"/>
+        <w:sz w:val="20"/>
+      </w:rPr>
+    </w:lvl>
+    <w:lvl w:ilvl="2" w:tentative="1">
+      <w:start w:val="1"/>
+      <w:numFmt w:val="bullet"/>
+      <w:lvlText w:val=""/>
+      <w:lvlJc w:val="left"/>
+      <w:pPr>
+        <w:tabs>
+          <w:tab w:val="num" w:pos="2160"/>
+        </w:tabs>
+        <w:ind w:left="2160" w:hanging="360"/>
+      </w:pPr>
+      <w:rPr>
+        <w:rFonts w:ascii="Wingdings" w:hAnsi="Wingdings" w:hint="default"/>
+        <w:sz w:val="20"/>
+      </w:rPr>
+    </w:lvl>
+    <w:lvl w:ilvl="3" w:tentative="1">
+      <w:start w:val="1"/>
+      <w:numFmt w:val="bullet"/>
+      <w:lvlText w:val=""/>
+      <w:lvlJc w:val="left"/>
+      <w:pPr>
+        <w:tabs>
+          <w:tab w:val="num" w:pos="2880"/>
+        </w:tabs>
+        <w:ind w:left="2880" w:hanging="360"/>
+      </w:pPr>
+      <w:rPr>
+        <w:rFonts w:ascii="Wingdings" w:hAnsi="Wingdings" w:hint="default"/>
+        <w:sz w:val="20"/>
+      </w:rPr>
+    </w:lvl>
+    <w:lvl w:ilvl="4" w:tentative="1">
+      <w:start w:val="1"/>
+      <w:numFmt w:val="bullet"/>
+      <w:lvlText w:val=""/>
+      <w:lvlJc w:val="left"/>
+      <w:pPr>
+        <w:tabs>
+          <w:tab w:val="num" w:pos="3600"/>
+        </w:tabs>
+        <w:ind w:left="3600" w:hanging="360"/>
+      </w:pPr>
+      <w:rPr>
+        <w:rFonts w:ascii="Wingdings" w:hAnsi="Wingdings" w:hint="default"/>
+        <w:sz w:val="20"/>
+      </w:rPr>
+    </w:lvl>
+    <w:lvl w:ilvl="5" w:tentative="1">
+      <w:start w:val="1"/>
+      <w:numFmt w:val="bullet"/>
+      <w:lvlText w:val=""/>
+      <w:lvlJc w:val="left"/>
+      <w:pPr>
+        <w:tabs>
+          <w:tab w:val="num" w:pos="4320"/>
+        </w:tabs>
+        <w:ind w:left="4320" w:hanging="360"/>
+      </w:pPr>
+      <w:rPr>
+        <w:rFonts w:ascii="Wingdings" w:hAnsi="Wingdings" w:hint="default"/>
+        <w:sz w:val="20"/>
+      </w:rPr>
+    </w:lvl>
+    <w:lvl w:ilvl="6" w:tentative="1">
+      <w:start w:val="1"/>
+      <w:numFmt w:val="bullet"/>
+      <w:lvlText w:val=""/>
+      <w:lvlJc w:val="left"/>
+      <w:pPr>
+        <w:tabs>
+          <w:tab w:val="num" w:pos="5040"/>
+        </w:tabs>
+        <w:ind w:left="5040" w:hanging="360"/>
+      </w:pPr>
+      <w:rPr>
+        <w:rFonts w:ascii="Wingdings" w:hAnsi="Wingdings" w:hint="default"/>
+        <w:sz w:val="20"/>
+      </w:rPr>
+    </w:lvl>
+    <w:lvl w:ilvl="7" w:tentative="1">
+      <w:start w:val="1"/>
+      <w:numFmt w:val="bullet"/>
+      <w:lvlText w:val=""/>
+      <w:lvlJc w:val="left"/>
+      <w:pPr>
+        <w:tabs>
+          <w:tab w:val="num" w:pos="5760"/>
+        </w:tabs>
+        <w:ind w:left="5760" w:hanging="360"/>
+      </w:pPr>
+      <w:rPr>
+        <w:rFonts w:ascii="Wingdings" w:hAnsi="Wingdings" w:hint="default"/>
+        <w:sz w:val="20"/>
+      </w:rPr>
+    </w:lvl>
+    <w:lvl w:ilvl="8" w:tentative="1">
+      <w:start w:val="1"/>
+      <w:numFmt w:val="bullet"/>
+      <w:lvlText w:val=""/>
+      <w:lvlJc w:val="left"/>
+      <w:pPr>
+        <w:tabs>
+          <w:tab w:val="num" w:pos="6480"/>
+        </w:tabs>
+        <w:ind w:left="6480" w:hanging="360"/>
+      </w:pPr>
+      <w:rPr>
+        <w:rFonts w:ascii="Wingdings" w:hAnsi="Wingdings" w:hint="default"/>
+        <w:sz w:val="20"/>
+      </w:rPr>
+    </w:lvl>
+  </w:abstractNum>
+  <w:abstractNum w:abstractNumId="17" w15:restartNumberingAfterBreak="0">
+    <w:nsid w:val="7E6C526C"/>
+    <w:multiLevelType w:val="multilevel"/>
+    <w:tmpl w:val="922E876A"/>
+    <w:lvl w:ilvl="0">
+      <w:start w:val="1"/>
+      <w:numFmt w:val="bullet"/>
+      <w:lvlText w:val=""/>
+      <w:lvlJc w:val="left"/>
+      <w:pPr>
+        <w:tabs>
+          <w:tab w:val="num" w:pos="720"/>
+        </w:tabs>
+        <w:ind w:left="720" w:hanging="360"/>
+      </w:pPr>
+      <w:rPr>
+        <w:rFonts w:ascii="Symbol" w:hAnsi="Symbol" w:hint="default"/>
+        <w:sz w:val="20"/>
+      </w:rPr>
+    </w:lvl>
+    <w:lvl w:ilvl="1" w:tentative="1">
+      <w:start w:val="1"/>
+      <w:numFmt w:val="bullet"/>
+      <w:lvlText w:val="o"/>
+      <w:lvlJc w:val="left"/>
+      <w:pPr>
+        <w:tabs>
+          <w:tab w:val="num" w:pos="1440"/>
+        </w:tabs>
+        <w:ind w:left="1440" w:hanging="360"/>
+      </w:pPr>
+      <w:rPr>
+        <w:rFonts w:ascii="Courier New" w:hAnsi="Courier New" w:hint="default"/>
+        <w:sz w:val="20"/>
+      </w:rPr>
+    </w:lvl>
+    <w:lvl w:ilvl="2" w:tentative="1">
+      <w:start w:val="1"/>
+      <w:numFmt w:val="bullet"/>
+      <w:lvlText w:val=""/>
+      <w:lvlJc w:val="left"/>
+      <w:pPr>
+        <w:tabs>
+          <w:tab w:val="num" w:pos="2160"/>
+        </w:tabs>
+        <w:ind w:left="2160" w:hanging="360"/>
+      </w:pPr>
+      <w:rPr>
+        <w:rFonts w:ascii="Wingdings" w:hAnsi="Wingdings" w:hint="default"/>
+        <w:sz w:val="20"/>
+      </w:rPr>
+    </w:lvl>
+    <w:lvl w:ilvl="3" w:tentative="1">
+      <w:start w:val="1"/>
+      <w:numFmt w:val="bullet"/>
+      <w:lvlText w:val=""/>
+      <w:lvlJc w:val="left"/>
+      <w:pPr>
+        <w:tabs>
+          <w:tab w:val="num" w:pos="2880"/>
+        </w:tabs>
+        <w:ind w:left="2880" w:hanging="360"/>
+      </w:pPr>
+      <w:rPr>
+        <w:rFonts w:ascii="Wingdings" w:hAnsi="Wingdings" w:hint="default"/>
+        <w:sz w:val="20"/>
+      </w:rPr>
+    </w:lvl>
+    <w:lvl w:ilvl="4" w:tentative="1">
+      <w:start w:val="1"/>
+      <w:numFmt w:val="bullet"/>
+      <w:lvlText w:val=""/>
+      <w:lvlJc w:val="left"/>
+      <w:pPr>
+        <w:tabs>
+          <w:tab w:val="num" w:pos="3600"/>
+        </w:tabs>
+        <w:ind w:left="3600" w:hanging="360"/>
+      </w:pPr>
+      <w:rPr>
+        <w:rFonts w:ascii="Wingdings" w:hAnsi="Wingdings" w:hint="default"/>
+        <w:sz w:val="20"/>
+      </w:rPr>
+    </w:lvl>
+    <w:lvl w:ilvl="5" w:tentative="1">
+      <w:start w:val="1"/>
+      <w:numFmt w:val="bullet"/>
+      <w:lvlText w:val=""/>
+      <w:lvlJc w:val="left"/>
+      <w:pPr>
+        <w:tabs>
+          <w:tab w:val="num" w:pos="4320"/>
+        </w:tabs>
+        <w:ind w:left="4320" w:hanging="360"/>
+      </w:pPr>
+      <w:rPr>
+        <w:rFonts w:ascii="Wingdings" w:hAnsi="Wingdings" w:hint="default"/>
+        <w:sz w:val="20"/>
+      </w:rPr>
+    </w:lvl>
+    <w:lvl w:ilvl="6" w:tentative="1">
+      <w:start w:val="1"/>
+      <w:numFmt w:val="bullet"/>
+      <w:lvlText w:val=""/>
+      <w:lvlJc w:val="left"/>
+      <w:pPr>
+        <w:tabs>
+          <w:tab w:val="num" w:pos="5040"/>
+        </w:tabs>
+        <w:ind w:left="5040" w:hanging="360"/>
+      </w:pPr>
+      <w:rPr>
+        <w:rFonts w:ascii="Wingdings" w:hAnsi="Wingdings" w:hint="default"/>
+        <w:sz w:val="20"/>
+      </w:rPr>
+    </w:lvl>
+    <w:lvl w:ilvl="7" w:tentative="1">
+      <w:start w:val="1"/>
+      <w:numFmt w:val="bullet"/>
+      <w:lvlText w:val=""/>
+      <w:lvlJc w:val="left"/>
+      <w:pPr>
+        <w:tabs>
+          <w:tab w:val="num" w:pos="5760"/>
+        </w:tabs>
+        <w:ind w:left="5760" w:hanging="360"/>
+      </w:pPr>
+      <w:rPr>
+        <w:rFonts w:ascii="Wingdings" w:hAnsi="Wingdings" w:hint="default"/>
+        <w:sz w:val="20"/>
+      </w:rPr>
+    </w:lvl>
+    <w:lvl w:ilvl="8" w:tentative="1">
+      <w:start w:val="1"/>
+      <w:numFmt w:val="bullet"/>
+      <w:lvlText w:val=""/>
+      <w:lvlJc w:val="left"/>
+      <w:pPr>
+        <w:tabs>
+          <w:tab w:val="num" w:pos="6480"/>
+        </w:tabs>
+        <w:ind w:left="6480" w:hanging="360"/>
+      </w:pPr>
+      <w:rPr>
+        <w:rFonts w:ascii="Wingdings" w:hAnsi="Wingdings" w:hint="default"/>
+        <w:sz w:val="20"/>
+      </w:rPr>
+    </w:lvl>
+  </w:abstractNum>
   <w:num w:numId="1" w16cid:durableId="765082443">
+    <w:abstractNumId w:val="12"/>
+  </w:num>
+  <w:num w:numId="2" w16cid:durableId="1947274265">
+    <w:abstractNumId w:val="13"/>
+  </w:num>
+  <w:num w:numId="3" w16cid:durableId="1421565627">
     <w:abstractNumId w:val="5"/>
   </w:num>
-  <w:num w:numId="2" w16cid:durableId="1947274265">
-    <w:abstractNumId w:val="6"/>
-  </w:num>
-  <w:num w:numId="3" w16cid:durableId="1421565627">
-    <w:abstractNumId w:val="2"/>
-  </w:num>
   <w:num w:numId="4" w16cid:durableId="953636984">
-    <w:abstractNumId w:val="4"/>
+    <w:abstractNumId w:val="10"/>
   </w:num>
   <w:num w:numId="5" w16cid:durableId="614026509">
-    <w:abstractNumId w:val="3"/>
+    <w:abstractNumId w:val="8"/>
   </w:num>
   <w:num w:numId="6" w16cid:durableId="861019247">
-    <w:abstractNumId w:val="1"/>
+    <w:abstractNumId w:val="4"/>
   </w:num>
   <w:num w:numId="7" w16cid:durableId="1394691563">
     <w:abstractNumId w:val="0"/>
   </w:num>
   <w:num w:numId="8" w16cid:durableId="1866167159">
+    <w:abstractNumId w:val="15"/>
+  </w:num>
+  <w:num w:numId="9" w16cid:durableId="752704794">
+    <w:abstractNumId w:val="1"/>
+  </w:num>
+  <w:num w:numId="10" w16cid:durableId="1193227180">
+    <w:abstractNumId w:val="17"/>
+  </w:num>
+  <w:num w:numId="11" w16cid:durableId="1433041320">
+    <w:abstractNumId w:val="16"/>
+  </w:num>
+  <w:num w:numId="12" w16cid:durableId="1134369771">
+    <w:abstractNumId w:val="14"/>
+  </w:num>
+  <w:num w:numId="13" w16cid:durableId="1924138897">
+    <w:abstractNumId w:val="6"/>
+  </w:num>
+  <w:num w:numId="14" w16cid:durableId="608129124">
+    <w:abstractNumId w:val="11"/>
+  </w:num>
+  <w:num w:numId="15" w16cid:durableId="702169774">
+    <w:abstractNumId w:val="9"/>
+  </w:num>
+  <w:num w:numId="16" w16cid:durableId="656611124">
+    <w:abstractNumId w:val="3"/>
+  </w:num>
+  <w:num w:numId="17" w16cid:durableId="2102947108">
+    <w:abstractNumId w:val="2"/>
+  </w:num>
+  <w:num w:numId="18" w16cid:durableId="332682826">
     <w:abstractNumId w:val="7"/>
   </w:num>
 </w:numbering>
